--- a/APP BUILDING.docx
+++ b/APP BUILDING.docx
@@ -442,49 +442,7 @@
         <w:rPr>
           <w:rFonts w:cstheme="minorHAnsi"/>
         </w:rPr>
-        <w:t xml:space="preserve">This imports Flutter's Material Design library, which provides widgets such as </w:t>
-      </w:r>
-      <w:proofErr w:type="spellStart"/>
-      <w:r>
-        <w:rPr>
-          <w:rFonts w:cstheme="minorHAnsi"/>
-        </w:rPr>
-        <w:t>MaterialApp</w:t>
-      </w:r>
-      <w:proofErr w:type="spellEnd"/>
-      <w:r>
-        <w:rPr>
-          <w:rFonts w:cstheme="minorHAnsi"/>
-        </w:rPr>
-        <w:t xml:space="preserve">, Scaffold, Text, </w:t>
-      </w:r>
-      <w:proofErr w:type="spellStart"/>
-      <w:r>
-        <w:rPr>
-          <w:rFonts w:cstheme="minorHAnsi"/>
-        </w:rPr>
-        <w:t>AppBar</w:t>
-      </w:r>
-      <w:proofErr w:type="spellEnd"/>
-      <w:r>
-        <w:rPr>
-          <w:rFonts w:cstheme="minorHAnsi"/>
-        </w:rPr>
-        <w:t xml:space="preserve">, and </w:t>
-      </w:r>
-      <w:proofErr w:type="spellStart"/>
-      <w:r>
-        <w:rPr>
-          <w:rFonts w:cstheme="minorHAnsi"/>
-        </w:rPr>
-        <w:t>ElevatedButton</w:t>
-      </w:r>
-      <w:proofErr w:type="spellEnd"/>
-      <w:r>
-        <w:rPr>
-          <w:rFonts w:cstheme="minorHAnsi"/>
-        </w:rPr>
-        <w:t>.</w:t>
+        <w:t>This imports Flutter's Material Design library, which provides widgets such as MaterialApp, Scaffold, Text, AppBar, and ElevatedButton.</w:t>
       </w:r>
     </w:p>
     <w:p/>
@@ -682,83 +640,33 @@
         <w:rPr>
           <w:rFonts w:cstheme="minorHAnsi"/>
         </w:rPr>
-        <w:t xml:space="preserve">Shows a </w:t>
-      </w:r>
-      <w:proofErr w:type="gramStart"/>
-      <w:r>
-        <w:rPr>
-          <w:rFonts w:cstheme="minorHAnsi"/>
-        </w:rPr>
-        <w:t>pop up</w:t>
-      </w:r>
-      <w:proofErr w:type="gramEnd"/>
-      <w:r>
-        <w:rPr>
-          <w:rFonts w:cstheme="minorHAnsi"/>
-        </w:rPr>
-        <w:t xml:space="preserve"> message</w:t>
-      </w:r>
-    </w:p>
-    <w:p>
-      <w:pPr>
-        <w:rPr>
-          <w:rFonts w:cstheme="minorHAnsi"/>
-        </w:rPr>
-      </w:pPr>
-      <w:r>
-        <w:rPr>
-          <w:rFonts w:cstheme="minorHAnsi"/>
-        </w:rPr>
-        <w:t xml:space="preserve"> </w:t>
-      </w:r>
-      <w:proofErr w:type="spellStart"/>
-      <w:proofErr w:type="gramStart"/>
-      <w:r>
-        <w:rPr>
-          <w:rFonts w:cstheme="minorHAnsi"/>
-        </w:rPr>
-        <w:t>showDialog</w:t>
-      </w:r>
-      <w:proofErr w:type="spellEnd"/>
-      <w:r>
-        <w:rPr>
-          <w:rFonts w:cstheme="minorHAnsi"/>
-        </w:rPr>
-        <w:t>(</w:t>
-      </w:r>
-      <w:proofErr w:type="gramEnd"/>
-      <w:r>
-        <w:rPr>
-          <w:rFonts w:cstheme="minorHAnsi"/>
-        </w:rPr>
-        <w:t xml:space="preserve">) → opens a popup window </w:t>
-      </w:r>
-    </w:p>
-    <w:p>
-      <w:pPr>
-        <w:rPr>
-          <w:rFonts w:cstheme="minorHAnsi"/>
-        </w:rPr>
-      </w:pPr>
-      <w:r>
-        <w:rPr>
-          <w:rFonts w:cstheme="minorHAnsi"/>
-        </w:rPr>
-        <w:t xml:space="preserve"> </w:t>
-      </w:r>
-      <w:proofErr w:type="spellStart"/>
-      <w:r>
-        <w:rPr>
-          <w:rFonts w:cstheme="minorHAnsi"/>
-        </w:rPr>
-        <w:t>AlertDialog</w:t>
-      </w:r>
-      <w:proofErr w:type="spellEnd"/>
-      <w:r>
-        <w:rPr>
-          <w:rFonts w:cstheme="minorHAnsi"/>
-        </w:rPr>
-        <w:t xml:space="preserve"> → styled popup box </w:t>
+        <w:t>Shows a pop up message</w:t>
+      </w:r>
+    </w:p>
+    <w:p>
+      <w:pPr>
+        <w:rPr>
+          <w:rFonts w:cstheme="minorHAnsi"/>
+        </w:rPr>
+      </w:pPr>
+      <w:r>
+        <w:rPr>
+          <w:rFonts w:cstheme="minorHAnsi"/>
+        </w:rPr>
+        <w:t xml:space="preserve"> showDialog() → opens a popup window </w:t>
+      </w:r>
+    </w:p>
+    <w:p>
+      <w:pPr>
+        <w:rPr>
+          <w:rFonts w:cstheme="minorHAnsi"/>
+        </w:rPr>
+      </w:pPr>
+      <w:r>
+        <w:rPr>
+          <w:rFonts w:cstheme="minorHAnsi"/>
+        </w:rPr>
+        <w:t xml:space="preserve"> AlertDialog → styled popup box </w:t>
       </w:r>
     </w:p>
     <w:p>
@@ -780,48 +688,24 @@
           <w:rFonts w:cstheme="minorHAnsi"/>
         </w:rPr>
       </w:pPr>
-      <w:proofErr w:type="spellStart"/>
-      <w:r>
-        <w:rPr>
-          <w:rFonts w:cstheme="minorHAnsi"/>
-        </w:rPr>
-        <w:t>TextButton</w:t>
-      </w:r>
-      <w:proofErr w:type="spellEnd"/>
-      <w:r>
-        <w:rPr>
-          <w:rFonts w:cstheme="minorHAnsi"/>
-        </w:rPr>
-        <w:t xml:space="preserve"> → closes popup </w:t>
-      </w:r>
-    </w:p>
-    <w:p>
-      <w:pPr>
-        <w:rPr>
-          <w:rFonts w:cstheme="minorHAnsi"/>
-        </w:rPr>
-      </w:pPr>
-      <w:proofErr w:type="spellStart"/>
-      <w:proofErr w:type="gramStart"/>
-      <w:r>
-        <w:rPr>
-          <w:rFonts w:cstheme="minorHAnsi"/>
-        </w:rPr>
-        <w:t>Navigator.pop</w:t>
-      </w:r>
-      <w:proofErr w:type="spellEnd"/>
-      <w:r>
-        <w:rPr>
-          <w:rFonts w:cstheme="minorHAnsi"/>
-        </w:rPr>
-        <w:t>(</w:t>
-      </w:r>
-      <w:proofErr w:type="gramEnd"/>
-      <w:r>
-        <w:rPr>
-          <w:rFonts w:cstheme="minorHAnsi"/>
-        </w:rPr>
-        <w:t>) → removes dialog from screen</w:t>
+      <w:r>
+        <w:rPr>
+          <w:rFonts w:cstheme="minorHAnsi"/>
+        </w:rPr>
+        <w:t xml:space="preserve">TextButton → closes popup </w:t>
+      </w:r>
+    </w:p>
+    <w:p>
+      <w:pPr>
+        <w:rPr>
+          <w:rFonts w:cstheme="minorHAnsi"/>
+        </w:rPr>
+      </w:pPr>
+      <w:r>
+        <w:rPr>
+          <w:rFonts w:cstheme="minorHAnsi"/>
+        </w:rPr>
+        <w:t>Navigator.pop() → removes dialog from screen</w:t>
       </w:r>
     </w:p>
     <w:p>
@@ -1263,6 +1147,52 @@
     <w:p>
       <w:r>
         <w:br w:type="page"/>
+      </w:r>
+      <w:r>
+        <w:lastRenderedPageBreak/>
+        <w:t>Design in stitch</w:t>
+      </w:r>
+      <w:r>
+        <w:t xml:space="preserve"> AI</w:t>
+      </w:r>
+    </w:p>
+    <w:p>
+      <w:r>
+        <w:drawing>
+          <wp:inline distT="0" distB="0" distL="0" distR="0" wp14:anchorId="70AA53D1" wp14:editId="515E78AE">
+            <wp:extent cx="2715004" cy="6154009"/>
+            <wp:effectExtent l="0" t="0" r="9525" b="0"/>
+            <wp:docPr id="404690407" name="Picture 1"/>
+            <wp:cNvGraphicFramePr>
+              <a:graphicFrameLocks xmlns:a="http://schemas.openxmlformats.org/drawingml/2006/main" noChangeAspect="1"/>
+            </wp:cNvGraphicFramePr>
+            <a:graphic xmlns:a="http://schemas.openxmlformats.org/drawingml/2006/main">
+              <a:graphicData uri="http://schemas.openxmlformats.org/drawingml/2006/picture">
+                <pic:pic xmlns:pic="http://schemas.openxmlformats.org/drawingml/2006/picture">
+                  <pic:nvPicPr>
+                    <pic:cNvPr id="404690407" name=""/>
+                    <pic:cNvPicPr/>
+                  </pic:nvPicPr>
+                  <pic:blipFill>
+                    <a:blip r:embed="rId20"/>
+                    <a:stretch>
+                      <a:fillRect/>
+                    </a:stretch>
+                  </pic:blipFill>
+                  <pic:spPr>
+                    <a:xfrm>
+                      <a:off x="0" y="0"/>
+                      <a:ext cx="2715004" cy="6154009"/>
+                    </a:xfrm>
+                    <a:prstGeom prst="rect">
+                      <a:avLst/>
+                    </a:prstGeom>
+                  </pic:spPr>
+                </pic:pic>
+              </a:graphicData>
+            </a:graphic>
+          </wp:inline>
+        </w:drawing>
       </w:r>
     </w:p>
     <w:sectPr>
